--- a/reactjs/API Documentation for online shop.docx
+++ b/reactjs/API Documentation for online shop.docx
@@ -2482,6 +2482,7 @@
           <w:ilvl w:val="0"/>
           <w:numId w:val="13"/>
         </w:numPr>
+        <w:spacing w:after="0"/>
         <w:rPr>
           <w:rFonts w:ascii="Consolas" w:eastAsiaTheme="majorEastAsia" w:hAnsi="Consolas" w:cstheme="majorBidi"/>
           <w:b/>
@@ -2509,6 +2510,7 @@
           <w:ilvl w:val="0"/>
           <w:numId w:val="13"/>
         </w:numPr>
+        <w:spacing w:after="0"/>
         <w:rPr>
           <w:rFonts w:ascii="Consolas" w:eastAsiaTheme="majorEastAsia" w:hAnsi="Consolas" w:cstheme="majorBidi"/>
           <w:b/>
@@ -2536,6 +2538,7 @@
           <w:ilvl w:val="0"/>
           <w:numId w:val="13"/>
         </w:numPr>
+        <w:spacing w:after="0"/>
         <w:rPr>
           <w:rFonts w:ascii="Consolas" w:eastAsiaTheme="majorEastAsia" w:hAnsi="Consolas" w:cstheme="majorBidi"/>
           <w:b/>
@@ -9369,6 +9372,7 @@
   <w:style w:type="character" w:default="1" w:styleId="DefaultParagraphFont">
     <w:name w:val="Default Paragraph Font"/>
     <w:uiPriority w:val="1"/>
+    <w:semiHidden/>
     <w:unhideWhenUsed/>
   </w:style>
   <w:style w:type="table" w:default="1" w:styleId="TableNormal">

--- a/reactjs/API Documentation for online shop.docx
+++ b/reactjs/API Documentation for online shop.docx
@@ -1063,6 +1063,7 @@
           <w:ilvl w:val="0"/>
           <w:numId w:val="7"/>
         </w:numPr>
+        <w:spacing w:after="0"/>
         <w:rPr>
           <w:rFonts w:ascii="Consolas" w:eastAsiaTheme="majorEastAsia" w:hAnsi="Consolas" w:cstheme="majorBidi"/>
           <w:b/>
@@ -1090,6 +1091,7 @@
           <w:ilvl w:val="0"/>
           <w:numId w:val="7"/>
         </w:numPr>
+        <w:spacing w:after="0"/>
         <w:rPr>
           <w:rFonts w:ascii="Consolas" w:eastAsiaTheme="majorEastAsia" w:hAnsi="Consolas" w:cstheme="majorBidi"/>
           <w:b/>
@@ -1117,6 +1119,7 @@
           <w:ilvl w:val="0"/>
           <w:numId w:val="7"/>
         </w:numPr>
+        <w:spacing w:after="0"/>
         <w:rPr>
           <w:rFonts w:ascii="Consolas" w:eastAsiaTheme="majorEastAsia" w:hAnsi="Consolas" w:cstheme="majorBidi"/>
           <w:b/>
@@ -1144,6 +1147,7 @@
           <w:ilvl w:val="0"/>
           <w:numId w:val="7"/>
         </w:numPr>
+        <w:spacing w:after="0"/>
         <w:rPr>
           <w:rFonts w:ascii="Consolas" w:eastAsiaTheme="majorEastAsia" w:hAnsi="Consolas" w:cstheme="majorBidi"/>
           <w:b/>
@@ -1171,6 +1175,7 @@
           <w:ilvl w:val="0"/>
           <w:numId w:val="7"/>
         </w:numPr>
+        <w:spacing w:after="0"/>
         <w:rPr>
           <w:rFonts w:ascii="Consolas" w:eastAsiaTheme="majorEastAsia" w:hAnsi="Consolas" w:cstheme="majorBidi"/>
           <w:b/>
@@ -1198,6 +1203,7 @@
           <w:ilvl w:val="0"/>
           <w:numId w:val="7"/>
         </w:numPr>
+        <w:spacing w:after="0"/>
         <w:rPr>
           <w:rFonts w:ascii="Consolas" w:eastAsiaTheme="majorEastAsia" w:hAnsi="Consolas" w:cstheme="majorBidi"/>
           <w:b/>
@@ -1238,6 +1244,7 @@
           <w:ilvl w:val="0"/>
           <w:numId w:val="7"/>
         </w:numPr>
+        <w:spacing w:after="0"/>
         <w:rPr>
           <w:rFonts w:ascii="Consolas" w:eastAsiaTheme="majorEastAsia" w:hAnsi="Consolas" w:cstheme="majorBidi"/>
           <w:b/>
@@ -1271,6 +1278,20 @@
         </w:rPr>
         <w:t xml:space="preserve"> (required): Product live status (0 or 1)</w:t>
       </w:r>
+    </w:p>
+    <w:p>
+      <w:pPr>
+        <w:spacing w:after="0"/>
+        <w:ind w:left="720"/>
+        <w:rPr>
+          <w:rFonts w:ascii="Consolas" w:eastAsiaTheme="majorEastAsia" w:hAnsi="Consolas" w:cstheme="majorBidi"/>
+          <w:b/>
+          <w:bCs/>
+          <w:color w:val="000000" w:themeColor="text1"/>
+          <w:sz w:val="20"/>
+          <w:szCs w:val="36"/>
+        </w:rPr>
+      </w:pPr>
       <w:r>
         <w:rPr>
           <w:rFonts w:ascii="Consolas" w:eastAsiaTheme="majorEastAsia" w:hAnsi="Consolas" w:cstheme="majorBidi"/>
@@ -5080,11 +5101,11 @@
   <w:abstractNum w:abstractNumId="0">
     <w:nsid w:val="0172291E"/>
     <w:multiLevelType w:val="multilevel"/>
-    <w:tmpl w:val="292A91FC"/>
+    <w:tmpl w:val="D07CCD8C"/>
     <w:lvl w:ilvl="0">
       <w:start w:val="1"/>
-      <w:numFmt w:val="bullet"/>
-      <w:lvlText w:val=""/>
+      <w:numFmt w:val="decimal"/>
+      <w:lvlText w:val="%1."/>
       <w:lvlJc w:val="left"/>
       <w:pPr>
         <w:tabs>
@@ -5093,7 +5114,7 @@
         <w:ind w:left="720" w:hanging="360"/>
       </w:pPr>
       <w:rPr>
-        <w:rFonts w:ascii="Symbol" w:hAnsi="Symbol" w:hint="default"/>
+        <w:rFonts w:hint="default"/>
         <w:sz w:val="20"/>
       </w:rPr>
     </w:lvl>
